--- a/docs/reports/build/project-logbook.docx
+++ b/docs/reports/build/project-logbook.docx
@@ -25,12 +25,12 @@
           <wp:inline distB="0" distL="0" distR="0" distT="0">
             <wp:extent cx="5486400" cy="2926080"/>
             <wp:effectExtent b="0" l="0" r="0" t="0"/>
-            <wp:docPr id="2" name="image-S0JH3rdUkIrQ4LD_ifzDJ.png"/>
+            <wp:docPr id="2" name="image-aYv2cXFKRNElL-eRXkepb.png"/>
             <a:graphic>
               <a:graphicData uri="http://schemas.openxmlformats.org/drawingml/2006/picture">
                 <pic:pic>
                   <pic:nvPicPr>
-                    <pic:cNvPr id="2" name="image-S0JH3rdUkIrQ4LD_ifzDJ.png" descr="United States International University Africa logo"/>
+                    <pic:cNvPr id="2" name="image-aYv2cXFKRNElL-eRXkepb.png" descr="United States International University Africa logo"/>
                     <pic:cNvPicPr/>
                   </pic:nvPicPr>
                   <pic:blipFill>

--- a/docs/reports/build/project-logbook.docx
+++ b/docs/reports/build/project-logbook.docx
@@ -25,12 +25,12 @@
           <wp:inline distB="0" distL="0" distR="0" distT="0">
             <wp:extent cx="5486400" cy="2926080"/>
             <wp:effectExtent b="0" l="0" r="0" t="0"/>
-            <wp:docPr id="2" name="image-aYv2cXFKRNElL-eRXkepb.png"/>
+            <wp:docPr id="2" name="image-VqVjsmZi3Xd6GKSTuBu3c.png"/>
             <a:graphic>
               <a:graphicData uri="http://schemas.openxmlformats.org/drawingml/2006/picture">
                 <pic:pic>
                   <pic:nvPicPr>
-                    <pic:cNvPr id="2" name="image-aYv2cXFKRNElL-eRXkepb.png" descr="United States International University Africa logo"/>
+                    <pic:cNvPr id="2" name="image-VqVjsmZi3Xd6GKSTuBu3c.png" descr="United States International University Africa logo"/>
                     <pic:cNvPicPr/>
                   </pic:nvPicPr>
                   <pic:blipFill>
